--- a/uebung10/Übung 10.docx
+++ b/uebung10/Übung 10.docx
@@ -228,6 +228,7 @@
         <w:rPr>
           <w:b/>
           <w:bCs/>
+          <w:noProof/>
         </w:rPr>
         <w:drawing>
           <wp:anchor distT="0" distB="0" distL="114300" distR="114300" simplePos="0" relativeHeight="251659264" behindDoc="1" locked="0" layoutInCell="1" allowOverlap="1" wp14:anchorId="52E60EE8" wp14:editId="3A5C470F">
@@ -297,6 +298,7 @@
         <w:rPr>
           <w:b/>
           <w:bCs/>
+          <w:noProof/>
         </w:rPr>
         <w:drawing>
           <wp:anchor distT="0" distB="0" distL="114300" distR="114300" simplePos="0" relativeHeight="251658240" behindDoc="1" locked="0" layoutInCell="1" allowOverlap="1" wp14:anchorId="41606CD9" wp14:editId="25D6BEA3">
@@ -437,6 +439,7 @@
         <w:rPr>
           <w:b/>
           <w:bCs/>
+          <w:noProof/>
         </w:rPr>
         <w:lastRenderedPageBreak/>
         <w:drawing>
@@ -592,7 +595,7 @@
           <w:rPr>
             <w:rStyle w:val="Hyperlink"/>
           </w:rPr>
-          <w:t>https://ellie-app.com/yTsxzPxczsga1</w:t>
+          <w:t>https://ellie-app.com/yVbG3rrXtcha1</w:t>
         </w:r>
       </w:hyperlink>
       <w:r>
@@ -891,6 +894,7 @@
         <w:rPr>
           <w:b/>
           <w:bCs/>
+          <w:noProof/>
         </w:rPr>
         <w:drawing>
           <wp:anchor distT="0" distB="0" distL="114300" distR="114300" simplePos="0" relativeHeight="251661312" behindDoc="1" locked="0" layoutInCell="1" allowOverlap="1" wp14:anchorId="629ED4BC" wp14:editId="0FF057A0">
@@ -1047,6 +1051,7 @@
         <w:rPr>
           <w:b/>
           <w:bCs/>
+          <w:noProof/>
         </w:rPr>
         <w:drawing>
           <wp:anchor distT="0" distB="0" distL="114300" distR="114300" simplePos="0" relativeHeight="251662336" behindDoc="1" locked="0" layoutInCell="1" allowOverlap="1" wp14:anchorId="795B290C" wp14:editId="44A1D836">
@@ -1211,7 +1216,7 @@
           <w:rPr>
             <w:rStyle w:val="Hyperlink"/>
           </w:rPr>
-          <w:t>https://ellie-app.com/yTGsBnmVgFta1</w:t>
+          <w:t>https://ellie-app.com/yVbGQFxCz3Ta1</w:t>
         </w:r>
       </w:hyperlink>
       <w:r>
@@ -1833,6 +1838,7 @@
   <w:style w:type="character" w:default="1" w:styleId="Absatz-Standardschriftart">
     <w:name w:val="Default Paragraph Font"/>
     <w:uiPriority w:val="1"/>
+    <w:semiHidden/>
     <w:unhideWhenUsed/>
   </w:style>
   <w:style w:type="table" w:default="1" w:styleId="NormaleTabelle">
